--- a/backend/static/Side_Hustle_Quick_Start_Guide.docx
+++ b/backend/static/Side_Hustle_Quick_Start_Guide.docx
@@ -202,7 +202,7 @@
       </w:r>
       <w:r>
         <w:rPr>
-          <w:color w:val="2A2A33"/>
+          <w:color w:val="141418"/>
           <w:sz w:val="26"/>
         </w:rPr>
         <w:t>Introduction — Why Every Adult Needs a Side-Hustle in 2026</w:t>
@@ -222,7 +222,7 @@
       </w:r>
       <w:r>
         <w:rPr>
-          <w:color w:val="2A2A33"/>
+          <w:color w:val="141418"/>
           <w:sz w:val="26"/>
         </w:rPr>
         <w:t>The 7 Side-Hustle Categories (with Real Earnings)</w:t>
@@ -242,7 +242,7 @@
       </w:r>
       <w:r>
         <w:rPr>
-          <w:color w:val="2A2A33"/>
+          <w:color w:val="141418"/>
           <w:sz w:val="26"/>
         </w:rPr>
         <w:t>How to Pick YOUR Side-Hustle in 15 Minutes</w:t>
@@ -262,7 +262,7 @@
       </w:r>
       <w:r>
         <w:rPr>
-          <w:color w:val="2A2A33"/>
+          <w:color w:val="141418"/>
           <w:sz w:val="26"/>
         </w:rPr>
         <w:t>The 30-Day Launch Plan</w:t>
@@ -282,7 +282,7 @@
       </w:r>
       <w:r>
         <w:rPr>
-          <w:color w:val="2A2A33"/>
+          <w:color w:val="141418"/>
           <w:sz w:val="26"/>
         </w:rPr>
         <w:t>Finding Your First 3 Customers</w:t>
@@ -302,7 +302,7 @@
       </w:r>
       <w:r>
         <w:rPr>
-          <w:color w:val="2A2A33"/>
+          <w:color w:val="141418"/>
           <w:sz w:val="26"/>
         </w:rPr>
         <w:t>Common Traps to Avoid</w:t>
@@ -322,7 +322,7 @@
       </w:r>
       <w:r>
         <w:rPr>
-          <w:color w:val="2A2A33"/>
+          <w:color w:val="141418"/>
           <w:sz w:val="26"/>
         </w:rPr>
         <w:t>Scaling From £200 to £2,000 a Month</w:t>
@@ -342,7 +342,7 @@
       </w:r>
       <w:r>
         <w:rPr>
-          <w:color w:val="2A2A33"/>
+          <w:color w:val="141418"/>
           <w:sz w:val="26"/>
         </w:rPr>
         <w:t>Your Action Plan</w:t>
@@ -424,9 +424,9 @@
       <w:r>
         <w:rPr>
           <w:rFonts w:ascii="Montserrat" w:hAnsi="Montserrat" w:cs="Montserrat" w:eastAsia="Montserrat"/>
-          <w:b w:val="0"/>
+          <w:b/>
           <w:i w:val="0"/>
-          <w:color w:val="2A2A33"/>
+          <w:color w:val="141418"/>
           <w:sz w:val="22"/>
         </w:rPr>
         <w:t>A single income stream is a single point of failure. Economies shift, companies lay off, industries disappear. A modest side-hustle earning just £200-500/month adds up to £2,400-6,000/year of financial buffer, accelerated savings, and optionality you didn't have before.</w:t>
@@ -471,7 +471,8 @@
             <w:r>
               <w:rPr>
                 <w:rFonts w:ascii="Montserrat" w:hAnsi="Montserrat" w:cs="Montserrat" w:eastAsia="Montserrat"/>
-                <w:color w:val="2A2A33"/>
+                <w:b/>
+                <w:color w:val="141418"/>
                 <w:sz w:val="21"/>
               </w:rPr>
               <w:t>One income is a risk.</w:t>
@@ -669,7 +670,8 @@
             <w:r>
               <w:rPr>
                 <w:rFonts w:ascii="Montserrat" w:hAnsi="Montserrat" w:cs="Montserrat" w:eastAsia="Montserrat"/>
-                <w:color w:val="2A2A33"/>
+                <w:b/>
+                <w:color w:val="141418"/>
                 <w:sz w:val="18"/>
               </w:rPr>
               <w:t>1. Freelance services</w:t>
@@ -696,7 +698,8 @@
             <w:r>
               <w:rPr>
                 <w:rFonts w:ascii="Montserrat" w:hAnsi="Montserrat" w:cs="Montserrat" w:eastAsia="Montserrat"/>
-                <w:color w:val="2A2A33"/>
+                <w:b/>
+                <w:color w:val="141418"/>
                 <w:sz w:val="18"/>
               </w:rPr>
               <w:t>1-2 weeks</w:t>
@@ -723,7 +726,8 @@
             <w:r>
               <w:rPr>
                 <w:rFonts w:ascii="Montserrat" w:hAnsi="Montserrat" w:cs="Montserrat" w:eastAsia="Montserrat"/>
-                <w:color w:val="2A2A33"/>
+                <w:b/>
+                <w:color w:val="141418"/>
                 <w:sz w:val="18"/>
               </w:rPr>
               <w:t>£200 – £3,000</w:t>
@@ -755,7 +759,8 @@
             <w:r>
               <w:rPr>
                 <w:rFonts w:ascii="Montserrat" w:hAnsi="Montserrat" w:cs="Montserrat" w:eastAsia="Montserrat"/>
-                <w:color w:val="2A2A33"/>
+                <w:b/>
+                <w:color w:val="141418"/>
                 <w:sz w:val="18"/>
               </w:rPr>
               <w:t>2. Surveys &amp; user testing</w:t>
@@ -782,7 +787,8 @@
             <w:r>
               <w:rPr>
                 <w:rFonts w:ascii="Montserrat" w:hAnsi="Montserrat" w:cs="Montserrat" w:eastAsia="Montserrat"/>
-                <w:color w:val="2A2A33"/>
+                <w:b/>
+                <w:color w:val="141418"/>
                 <w:sz w:val="18"/>
               </w:rPr>
               <w:t>1 week</w:t>
@@ -809,7 +815,8 @@
             <w:r>
               <w:rPr>
                 <w:rFonts w:ascii="Montserrat" w:hAnsi="Montserrat" w:cs="Montserrat" w:eastAsia="Montserrat"/>
-                <w:color w:val="2A2A33"/>
+                <w:b/>
+                <w:color w:val="141418"/>
                 <w:sz w:val="18"/>
               </w:rPr>
               <w:t>£100 – £400</w:t>
@@ -841,7 +848,8 @@
             <w:r>
               <w:rPr>
                 <w:rFonts w:ascii="Montserrat" w:hAnsi="Montserrat" w:cs="Montserrat" w:eastAsia="Montserrat"/>
-                <w:color w:val="2A2A33"/>
+                <w:b/>
+                <w:color w:val="141418"/>
                 <w:sz w:val="18"/>
               </w:rPr>
               <w:t>3. E-commerce / reselling</w:t>
@@ -868,7 +876,8 @@
             <w:r>
               <w:rPr>
                 <w:rFonts w:ascii="Montserrat" w:hAnsi="Montserrat" w:cs="Montserrat" w:eastAsia="Montserrat"/>
-                <w:color w:val="2A2A33"/>
+                <w:b/>
+                <w:color w:val="141418"/>
                 <w:sz w:val="18"/>
               </w:rPr>
               <w:t>2-4 weeks</w:t>
@@ -895,7 +904,8 @@
             <w:r>
               <w:rPr>
                 <w:rFonts w:ascii="Montserrat" w:hAnsi="Montserrat" w:cs="Montserrat" w:eastAsia="Montserrat"/>
-                <w:color w:val="2A2A33"/>
+                <w:b/>
+                <w:color w:val="141418"/>
                 <w:sz w:val="18"/>
               </w:rPr>
               <w:t>£100 – £2,000</w:t>
@@ -927,7 +937,8 @@
             <w:r>
               <w:rPr>
                 <w:rFonts w:ascii="Montserrat" w:hAnsi="Montserrat" w:cs="Montserrat" w:eastAsia="Montserrat"/>
-                <w:color w:val="2A2A33"/>
+                <w:b/>
+                <w:color w:val="141418"/>
                 <w:sz w:val="18"/>
               </w:rPr>
               <w:t>4. Tutoring / teaching</w:t>
@@ -954,7 +965,8 @@
             <w:r>
               <w:rPr>
                 <w:rFonts w:ascii="Montserrat" w:hAnsi="Montserrat" w:cs="Montserrat" w:eastAsia="Montserrat"/>
-                <w:color w:val="2A2A33"/>
+                <w:b/>
+                <w:color w:val="141418"/>
                 <w:sz w:val="18"/>
               </w:rPr>
               <w:t>1-2 weeks</w:t>
@@ -981,7 +993,8 @@
             <w:r>
               <w:rPr>
                 <w:rFonts w:ascii="Montserrat" w:hAnsi="Montserrat" w:cs="Montserrat" w:eastAsia="Montserrat"/>
-                <w:color w:val="2A2A33"/>
+                <w:b/>
+                <w:color w:val="141418"/>
                 <w:sz w:val="18"/>
               </w:rPr>
               <w:t>£200 – £1,500</w:t>
@@ -1013,7 +1026,8 @@
             <w:r>
               <w:rPr>
                 <w:rFonts w:ascii="Montserrat" w:hAnsi="Montserrat" w:cs="Montserrat" w:eastAsia="Montserrat"/>
-                <w:color w:val="2A2A33"/>
+                <w:b/>
+                <w:color w:val="141418"/>
                 <w:sz w:val="18"/>
               </w:rPr>
               <w:t>5. Content creation</w:t>
@@ -1040,7 +1054,8 @@
             <w:r>
               <w:rPr>
                 <w:rFonts w:ascii="Montserrat" w:hAnsi="Montserrat" w:cs="Montserrat" w:eastAsia="Montserrat"/>
-                <w:color w:val="2A2A33"/>
+                <w:b/>
+                <w:color w:val="141418"/>
                 <w:sz w:val="18"/>
               </w:rPr>
               <w:t>3-12 months</w:t>
@@ -1067,7 +1082,8 @@
             <w:r>
               <w:rPr>
                 <w:rFonts w:ascii="Montserrat" w:hAnsi="Montserrat" w:cs="Montserrat" w:eastAsia="Montserrat"/>
-                <w:color w:val="2A2A33"/>
+                <w:b/>
+                <w:color w:val="141418"/>
                 <w:sz w:val="18"/>
               </w:rPr>
               <w:t>£0 – £5,000+</w:t>
@@ -1099,7 +1115,8 @@
             <w:r>
               <w:rPr>
                 <w:rFonts w:ascii="Montserrat" w:hAnsi="Montserrat" w:cs="Montserrat" w:eastAsia="Montserrat"/>
-                <w:color w:val="2A2A33"/>
+                <w:b/>
+                <w:color w:val="141418"/>
                 <w:sz w:val="18"/>
               </w:rPr>
               <w:t>6. Gig economy</w:t>
@@ -1126,7 +1143,8 @@
             <w:r>
               <w:rPr>
                 <w:rFonts w:ascii="Montserrat" w:hAnsi="Montserrat" w:cs="Montserrat" w:eastAsia="Montserrat"/>
-                <w:color w:val="2A2A33"/>
+                <w:b/>
+                <w:color w:val="141418"/>
                 <w:sz w:val="18"/>
               </w:rPr>
               <w:t>1 week</w:t>
@@ -1153,7 +1171,8 @@
             <w:r>
               <w:rPr>
                 <w:rFonts w:ascii="Montserrat" w:hAnsi="Montserrat" w:cs="Montserrat" w:eastAsia="Montserrat"/>
-                <w:color w:val="2A2A33"/>
+                <w:b/>
+                <w:color w:val="141418"/>
                 <w:sz w:val="18"/>
               </w:rPr>
               <w:t>£300 – £2,000</w:t>
@@ -1185,7 +1204,8 @@
             <w:r>
               <w:rPr>
                 <w:rFonts w:ascii="Montserrat" w:hAnsi="Montserrat" w:cs="Montserrat" w:eastAsia="Montserrat"/>
-                <w:color w:val="2A2A33"/>
+                <w:b/>
+                <w:color w:val="141418"/>
                 <w:sz w:val="18"/>
               </w:rPr>
               <w:t>7. Digital products</w:t>
@@ -1212,7 +1232,8 @@
             <w:r>
               <w:rPr>
                 <w:rFonts w:ascii="Montserrat" w:hAnsi="Montserrat" w:cs="Montserrat" w:eastAsia="Montserrat"/>
-                <w:color w:val="2A2A33"/>
+                <w:b/>
+                <w:color w:val="141418"/>
                 <w:sz w:val="18"/>
               </w:rPr>
               <w:t>1-3 months</w:t>
@@ -1239,7 +1260,8 @@
             <w:r>
               <w:rPr>
                 <w:rFonts w:ascii="Montserrat" w:hAnsi="Montserrat" w:cs="Montserrat" w:eastAsia="Montserrat"/>
-                <w:color w:val="2A2A33"/>
+                <w:b/>
+                <w:color w:val="141418"/>
                 <w:sz w:val="18"/>
               </w:rPr>
               <w:t>£50 – £3,000</w:t>
@@ -1311,9 +1333,9 @@
       <w:r>
         <w:rPr>
           <w:rFonts w:ascii="Montserrat" w:hAnsi="Montserrat" w:cs="Montserrat" w:eastAsia="Montserrat"/>
-          <w:b w:val="0"/>
+          <w:b/>
           <w:i w:val="0"/>
-          <w:color w:val="2A2A33"/>
+          <w:color w:val="141418"/>
           <w:sz w:val="22"/>
         </w:rPr>
         <w:t>Avoid analysis paralysis. Answer these three questions honestly:</w:t>
@@ -1325,7 +1347,7 @@
       </w:pPr>
       <w:r>
         <w:rPr>
-          <w:color w:val="2A2A33"/>
+          <w:color w:val="141418"/>
           <w:sz w:val="22"/>
         </w:rPr>
         <w:t>What can you do TODAY for someone without training? (Writing, driving, coding, tutoring, selling.)</w:t>
@@ -1337,7 +1359,7 @@
       </w:pPr>
       <w:r>
         <w:rPr>
-          <w:color w:val="2A2A33"/>
+          <w:color w:val="141418"/>
           <w:sz w:val="22"/>
         </w:rPr>
         <w:t>How much time can you commit per week? (Under 5 hrs → surveys/gig. 5-10 hrs → freelance/tutoring. 10+ hrs → e-commerce/content.)</w:t>
@@ -1349,7 +1371,7 @@
       </w:pPr>
       <w:r>
         <w:rPr>
-          <w:color w:val="2A2A33"/>
+          <w:color w:val="141418"/>
           <w:sz w:val="22"/>
         </w:rPr>
         <w:t>Do you want fast cash (£100-500 this month) or long-term income (£1,000+ in 6 months)?</w:t>
@@ -1362,9 +1384,9 @@
       <w:r>
         <w:rPr>
           <w:rFonts w:ascii="Montserrat" w:hAnsi="Montserrat" w:cs="Montserrat" w:eastAsia="Montserrat"/>
-          <w:b w:val="0"/>
+          <w:b/>
           <w:i w:val="0"/>
-          <w:color w:val="2A2A33"/>
+          <w:color w:val="141418"/>
           <w:sz w:val="22"/>
         </w:rPr>
         <w:t>Match your answers to the table above. Pick ONE. You can always add a second once the first is paying.</w:t>
@@ -1442,7 +1464,7 @@
       </w:pPr>
       <w:r>
         <w:rPr>
-          <w:color w:val="2A2A33"/>
+          <w:color w:val="141418"/>
           <w:sz w:val="22"/>
         </w:rPr>
         <w:t>Pick your hustle and ONE platform to start on (Fiverr, Upwork, Prolific, Vinted, etc.).</w:t>
@@ -1454,7 +1476,7 @@
       </w:pPr>
       <w:r>
         <w:rPr>
-          <w:color w:val="2A2A33"/>
+          <w:color w:val="141418"/>
           <w:sz w:val="22"/>
         </w:rPr>
         <w:t>Create a professional profile: clear photo, concise bio, specific skill focus.</w:t>
@@ -1466,7 +1488,7 @@
       </w:pPr>
       <w:r>
         <w:rPr>
-          <w:color w:val="2A2A33"/>
+          <w:color w:val="141418"/>
           <w:sz w:val="22"/>
         </w:rPr>
         <w:t>Set up a separate PayPal/bank account for business income.</w:t>
@@ -1489,7 +1511,7 @@
       </w:pPr>
       <w:r>
         <w:rPr>
-          <w:color w:val="2A2A33"/>
+          <w:color w:val="141418"/>
           <w:sz w:val="22"/>
         </w:rPr>
         <w:t>List 3 services or 10 products — whatever applies.</w:t>
@@ -1501,7 +1523,7 @@
       </w:pPr>
       <w:r>
         <w:rPr>
-          <w:color w:val="2A2A33"/>
+          <w:color w:val="141418"/>
           <w:sz w:val="22"/>
         </w:rPr>
         <w:t>Price at the BOTTOM of the market — first reviews matter more than first profits.</w:t>
@@ -1513,7 +1535,7 @@
       </w:pPr>
       <w:r>
         <w:rPr>
-          <w:color w:val="2A2A33"/>
+          <w:color w:val="141418"/>
           <w:sz w:val="22"/>
         </w:rPr>
         <w:t>Write one sample piece / take product photos / record intro video.</w:t>
@@ -1536,7 +1558,7 @@
       </w:pPr>
       <w:r>
         <w:rPr>
-          <w:color w:val="2A2A33"/>
+          <w:color w:val="141418"/>
           <w:sz w:val="22"/>
         </w:rPr>
         <w:t>Apply to 10 jobs/day on freelance platforms.</w:t>
@@ -1548,7 +1570,7 @@
       </w:pPr>
       <w:r>
         <w:rPr>
-          <w:color w:val="2A2A33"/>
+          <w:color w:val="141418"/>
           <w:sz w:val="22"/>
         </w:rPr>
         <w:t>Share your shop on Facebook, LinkedIn, Instagram.</w:t>
@@ -1560,7 +1582,7 @@
       </w:pPr>
       <w:r>
         <w:rPr>
-          <w:color w:val="2A2A33"/>
+          <w:color w:val="141418"/>
           <w:sz w:val="22"/>
         </w:rPr>
         <w:t>Ask 3 friends/family to leave genuine reviews or buy first.</w:t>
@@ -1583,7 +1605,7 @@
       </w:pPr>
       <w:r>
         <w:rPr>
-          <w:color w:val="2A2A33"/>
+          <w:color w:val="141418"/>
           <w:sz w:val="22"/>
         </w:rPr>
         <w:t>Analyse what got responses vs what didn't. Double down on what works.</w:t>
@@ -1595,7 +1617,7 @@
       </w:pPr>
       <w:r>
         <w:rPr>
-          <w:color w:val="2A2A33"/>
+          <w:color w:val="141418"/>
           <w:sz w:val="22"/>
         </w:rPr>
         <w:t>Raise prices slightly on any successful listing.</w:t>
@@ -1607,7 +1629,7 @@
       </w:pPr>
       <w:r>
         <w:rPr>
-          <w:color w:val="2A2A33"/>
+          <w:color w:val="141418"/>
           <w:sz w:val="22"/>
         </w:rPr>
         <w:t>Get your first paying customer this week — that's the only real goal.</w:t>
@@ -1675,9 +1697,9 @@
       <w:r>
         <w:rPr>
           <w:rFonts w:ascii="Montserrat" w:hAnsi="Montserrat" w:cs="Montserrat" w:eastAsia="Montserrat"/>
-          <w:b w:val="0"/>
+          <w:b/>
           <w:i w:val="0"/>
-          <w:color w:val="2A2A33"/>
+          <w:color w:val="141418"/>
           <w:sz w:val="22"/>
         </w:rPr>
         <w:t>First customers are the hardest. Try these in order:</w:t>
@@ -1689,7 +1711,7 @@
       </w:pPr>
       <w:r>
         <w:rPr>
-          <w:color w:val="2A2A33"/>
+          <w:color w:val="141418"/>
           <w:sz w:val="22"/>
         </w:rPr>
         <w:t>Your existing network — tell 20 people you know what you're launching.</w:t>
@@ -1701,7 +1723,7 @@
       </w:pPr>
       <w:r>
         <w:rPr>
-          <w:color w:val="2A2A33"/>
+          <w:color w:val="141418"/>
           <w:sz w:val="22"/>
         </w:rPr>
         <w:t>Facebook groups in your niche — answer questions, offer help, mention your service when relevant.</w:t>
@@ -1713,7 +1735,7 @@
       </w:pPr>
       <w:r>
         <w:rPr>
-          <w:color w:val="2A2A33"/>
+          <w:color w:val="141418"/>
           <w:sz w:val="22"/>
         </w:rPr>
         <w:t>LinkedIn — post 3x/week about your expertise.</w:t>
@@ -1725,7 +1747,7 @@
       </w:pPr>
       <w:r>
         <w:rPr>
-          <w:color w:val="2A2A33"/>
+          <w:color w:val="141418"/>
           <w:sz w:val="22"/>
         </w:rPr>
         <w:t>Freelance platforms — apply to 5 jobs/day for 2 weeks.</w:t>
@@ -1737,7 +1759,7 @@
       </w:pPr>
       <w:r>
         <w:rPr>
-          <w:color w:val="2A2A33"/>
+          <w:color w:val="141418"/>
           <w:sz w:val="22"/>
         </w:rPr>
         <w:t>Cold email — 20 targeted prospects per week with a specific, tailored offer.</w:t>
@@ -1782,7 +1804,8 @@
             <w:r>
               <w:rPr>
                 <w:rFonts w:ascii="Montserrat" w:hAnsi="Montserrat" w:cs="Montserrat" w:eastAsia="Montserrat"/>
-                <w:color w:val="2A2A33"/>
+                <w:b/>
+                <w:color w:val="141418"/>
                 <w:sz w:val="21"/>
               </w:rPr>
               <w:t>Your first 3 customers probably come from people</w:t>
@@ -1859,7 +1882,7 @@
       </w:pPr>
       <w:r>
         <w:rPr>
-          <w:color w:val="2A2A33"/>
+          <w:color w:val="141418"/>
           <w:sz w:val="22"/>
         </w:rPr>
         <w:t>Buying courses instead of starting. You'll learn 10× faster from first customers than any course.</w:t>
@@ -1871,7 +1894,7 @@
       </w:pPr>
       <w:r>
         <w:rPr>
-          <w:color w:val="2A2A33"/>
+          <w:color w:val="141418"/>
           <w:sz w:val="22"/>
         </w:rPr>
         <w:t>Perfecting the logo/website before anyone has paid you. These DON'T matter in month 1.</w:t>
@@ -1883,7 +1906,7 @@
       </w:pPr>
       <w:r>
         <w:rPr>
-          <w:color w:val="2A2A33"/>
+          <w:color w:val="141418"/>
           <w:sz w:val="22"/>
         </w:rPr>
         <w:t>Pricing too high, too early. Get reviews first, then raise prices monthly.</w:t>
@@ -1895,7 +1918,7 @@
       </w:pPr>
       <w:r>
         <w:rPr>
-          <w:color w:val="2A2A33"/>
+          <w:color w:val="141418"/>
           <w:sz w:val="22"/>
         </w:rPr>
         <w:t>Working for free beyond the first few samples. Free work attracts free-work clients.</w:t>
@@ -1907,7 +1930,7 @@
       </w:pPr>
       <w:r>
         <w:rPr>
-          <w:color w:val="2A2A33"/>
+          <w:color w:val="141418"/>
           <w:sz w:val="22"/>
         </w:rPr>
         <w:t>Switching hustles after 2 weeks. Pick one. Give it 90 days minimum.</w:t>
@@ -1919,7 +1942,7 @@
       </w:pPr>
       <w:r>
         <w:rPr>
-          <w:color w:val="2A2A33"/>
+          <w:color w:val="141418"/>
           <w:sz w:val="22"/>
         </w:rPr>
         <w:t>Forgetting tax — track every £ from day 1 (see our UK Tax Basics guide).</w:t>
@@ -1987,9 +2010,9 @@
       <w:r>
         <w:rPr>
           <w:rFonts w:ascii="Montserrat" w:hAnsi="Montserrat" w:cs="Montserrat" w:eastAsia="Montserrat"/>
-          <w:b w:val="0"/>
+          <w:b/>
           <w:i w:val="0"/>
-          <w:color w:val="2A2A33"/>
+          <w:color w:val="141418"/>
           <w:sz w:val="22"/>
         </w:rPr>
         <w:t>Once you're earning £200/month, scaling follows a predictable path:</w:t>
@@ -2001,7 +2024,7 @@
       </w:pPr>
       <w:r>
         <w:rPr>
-          <w:color w:val="2A2A33"/>
+          <w:color w:val="141418"/>
           <w:sz w:val="22"/>
         </w:rPr>
         <w:t>Raise prices by 20% every 30 days until customers push back.</w:t>
@@ -2013,7 +2036,7 @@
       </w:pPr>
       <w:r>
         <w:rPr>
-          <w:color w:val="2A2A33"/>
+          <w:color w:val="141418"/>
           <w:sz w:val="22"/>
         </w:rPr>
         <w:t>Turn down the lowest-paying 20% of work each month — replace with higher-paying clients.</w:t>
@@ -2025,7 +2048,7 @@
       </w:pPr>
       <w:r>
         <w:rPr>
-          <w:color w:val="2A2A33"/>
+          <w:color w:val="141418"/>
           <w:sz w:val="22"/>
         </w:rPr>
         <w:t>Productise — turn bespoke services into fixed packages (3 tiers: basic / standard / premium).</w:t>
@@ -2037,7 +2060,7 @@
       </w:pPr>
       <w:r>
         <w:rPr>
-          <w:color w:val="2A2A33"/>
+          <w:color w:val="141418"/>
           <w:sz w:val="22"/>
         </w:rPr>
         <w:t>Build systems — templates, checklists, email sequences — so you spend less time per customer.</w:t>
@@ -2049,7 +2072,7 @@
       </w:pPr>
       <w:r>
         <w:rPr>
-          <w:color w:val="2A2A33"/>
+          <w:color w:val="141418"/>
           <w:sz w:val="22"/>
         </w:rPr>
         <w:t>When you're fully booked, add a waiting list + raise prices 30%.</w:t>
@@ -2094,7 +2117,8 @@
             <w:r>
               <w:rPr>
                 <w:rFonts w:ascii="Montserrat" w:hAnsi="Montserrat" w:cs="Montserrat" w:eastAsia="Montserrat"/>
-                <w:color w:val="2A2A33"/>
+                <w:b/>
+                <w:color w:val="141418"/>
                 <w:sz w:val="21"/>
               </w:rPr>
               <w:t>£200/month grows to £2,000 month about 6-12 months</w:t>
@@ -2171,7 +2195,7 @@
       </w:pPr>
       <w:r>
         <w:rPr>
-          <w:color w:val="2A2A33"/>
+          <w:color w:val="141418"/>
           <w:sz w:val="22"/>
         </w:rPr>
         <w:t>Day 1: Pick ONE side-hustle category. No second-guessing.</w:t>
@@ -2183,7 +2207,7 @@
       </w:pPr>
       <w:r>
         <w:rPr>
-          <w:color w:val="2A2A33"/>
+          <w:color w:val="141418"/>
           <w:sz w:val="22"/>
         </w:rPr>
         <w:t>Day 2: Open a profile on the single best platform for it.</w:t>
@@ -2195,7 +2219,7 @@
       </w:pPr>
       <w:r>
         <w:rPr>
-          <w:color w:val="2A2A33"/>
+          <w:color w:val="141418"/>
           <w:sz w:val="22"/>
         </w:rPr>
         <w:t>Day 3: Build your minimum offer (3 services or 10 products).</w:t>
@@ -2207,7 +2231,7 @@
       </w:pPr>
       <w:r>
         <w:rPr>
-          <w:color w:val="2A2A33"/>
+          <w:color w:val="141418"/>
           <w:sz w:val="22"/>
         </w:rPr>
         <w:t>Day 4-7: Apply / list / post every single day.</w:t>
@@ -2219,7 +2243,7 @@
       </w:pPr>
       <w:r>
         <w:rPr>
-          <w:color w:val="2A2A33"/>
+          <w:color w:val="141418"/>
           <w:sz w:val="22"/>
         </w:rPr>
         <w:t>Week 2: Land first customer, even unpaid. Get a review.</w:t>
@@ -2231,7 +2255,7 @@
       </w:pPr>
       <w:r>
         <w:rPr>
-          <w:color w:val="2A2A33"/>
+          <w:color w:val="141418"/>
           <w:sz w:val="22"/>
         </w:rPr>
         <w:t>Week 3: Land first PAID customer. Celebrate.</w:t>
@@ -2243,7 +2267,7 @@
       </w:pPr>
       <w:r>
         <w:rPr>
-          <w:color w:val="2A2A33"/>
+          <w:color w:val="141418"/>
           <w:sz w:val="22"/>
         </w:rPr>
         <w:t>Week 4: Raise prices, ask for more testimonials, re-invest earnings into better tools.</w:t>
@@ -2256,9 +2280,9 @@
       <w:r>
         <w:rPr>
           <w:rFonts w:ascii="Montserrat" w:hAnsi="Montserrat" w:cs="Montserrat" w:eastAsia="Montserrat"/>
-          <w:b w:val="0"/>
+          <w:b/>
           <w:i w:val="0"/>
-          <w:color w:val="2A2A33"/>
+          <w:color w:val="141418"/>
           <w:sz w:val="22"/>
         </w:rPr>
         <w:t>Visit www.incomeonline.info — the directory lists 199+ verified platforms across all 7 side-hustle categories, ranked by earning potential and UK availability.</w:t>
@@ -2840,7 +2864,8 @@
     </w:pPr>
     <w:rPr>
       <w:rFonts w:ascii="Montserrat" w:hAnsi="Montserrat" w:cs="Montserrat" w:eastAsia="Montserrat"/>
-      <w:color w:val="2A2A33"/>
+      <w:b/>
+      <w:color w:val="141418"/>
       <w:sz w:val="22"/>
     </w:rPr>
   </w:style>
@@ -3375,6 +3400,7 @@
     </w:pPr>
     <w:rPr>
       <w:rFonts w:ascii="Montserrat" w:hAnsi="Montserrat" w:cs="Montserrat" w:eastAsia="Montserrat"/>
+      <w:b/>
     </w:rPr>
   </w:style>
   <w:style w:type="paragraph" w:styleId="ListBullet2">
@@ -3417,6 +3443,7 @@
     </w:pPr>
     <w:rPr>
       <w:rFonts w:ascii="Montserrat" w:hAnsi="Montserrat" w:cs="Montserrat" w:eastAsia="Montserrat"/>
+      <w:b/>
     </w:rPr>
   </w:style>
   <w:style w:type="paragraph" w:styleId="ListNumber2">
